--- a/manuel-malagasy-t5/output/Manuel_Malagasy_T5_Echantillon_V1.docx
+++ b/manuel-malagasy-t5/output/Manuel_Malagasy_T5_Echantillon_V1.docx
@@ -199,7 +199,7 @@
           <w:color w:val="000000"/>
           <w:sz w:val="20"/>
         </w:rPr>
-        <w:t>Convention 1 — Structure — Fiche = 3 grandes étapes : I. Famerenana / II. LESONA VAOVAO (6 sous-étapes : Fitarihan-tsaina, Fanolorana, Fandinihana, Famakafakana, Fandravonana, Fampiharana) / III. Tombana. Aucune durée sur les sous-étapes.</w:t>
+        <w:t>Convention 1 — Structure — Fiche = 3 grandes étapes : I. Famerenana / II. LESONA VAOVAO (6 sous-étapes : Tari-dresaka, Fanolorana, Fandinihana, Famakafakana, Fandravonana, Fampiharana) / III. Tombana. Aucune durée sur les sous-étapes.</w:t>
       </w:r>
     </w:p>
     <w:p>

--- a/manuel-malagasy-t5/output/Manuel_Malagasy_T5_Echantillon_V1.docx
+++ b/manuel-malagasy-t5/output/Manuel_Malagasy_T5_Echantillon_V1.docx
@@ -2377,7 +2377,7 @@
                 <w:color w:val="000000"/>
                 <w:sz w:val="20"/>
               </w:rPr>
-              <w:t>2. Inona ny tapany amin'ny tanana tsy tokony hadinoina ?</w:t>
+              <w:t>2. Inona no tsy tokony hadinoana amin'ny fanasana ny tanana ?</w:t>
             </w:r>
           </w:p>
           <w:p>
@@ -2457,7 +2457,7 @@
                 <w:color w:val="000000"/>
                 <w:sz w:val="20"/>
               </w:rPr>
-              <w:t>2. Ny lamosin-tanana sy ny eo anelanelan'ny rantsan-tanana.</w:t>
+              <w:t>2. Ny lamosin-tanana sy ny eo anelanelan'ny rantsan-tanana, satria ao no mitahiry maloto.</w:t>
             </w:r>
           </w:p>
           <w:p>
@@ -2472,7 +2472,7 @@
                 <w:color w:val="000000"/>
                 <w:sz w:val="20"/>
               </w:rPr>
-              <w:t>3. Androavana amin'ny lamba madio.</w:t>
+              <w:t>3. Ny lamba madio no ampiasaina amin'ny fanamainana ny tanana.</w:t>
             </w:r>
           </w:p>
           <w:p>
